--- a/reports/Отчет.docx
+++ b/reports/Отчет.docx
@@ -4981,7 +4981,7 @@
           <w:sz w:val="28"/>
           <w:szCs w:val="28"/>
         </w:rPr>
-        <w:t xml:space="preserve"> (см. рисунок – 20000000000000000000000)</w:t>
+        <w:t xml:space="preserve"> (см. рисунок – 2)</w:t>
       </w:r>
       <w:r>
         <w:rPr>
